--- a/001 - estudo pessoal/007 - roteador/Manual Passo a Passo roteador.docx
+++ b/001 - estudo pessoal/007 - roteador/Manual Passo a Passo roteador.docx
@@ -2476,12 +2476,260 @@
         <w:t xml:space="preserve">permitindo as portas funcionarem no rage correto de enderecos Ips em cada uma das conexoes ainda sera necessario estabelecer </w:t>
       </w:r>
       <w:r>
-        <w:t xml:space="preserve">qual gatway os computadores irao passar para acessar cada um dos switchs. Entao mesmo que o range de gatway esteja definido no roteador sera necessario definir o gatway em cada switch para nao ocorrer um mal funcionamento no trafego de informacoes </w:t>
-      </w:r>
-    </w:p>
-    <w:p/>
-    <w:p/>
-    <w:p/>
+        <w:t xml:space="preserve">qual gatway os computadores irao passar para acessar </w:t>
+      </w:r>
+      <w:r>
+        <w:t>os outros computadores no outro switch</w:t>
+      </w:r>
+      <w:r>
+        <w:t xml:space="preserve">. </w:t>
+      </w:r>
+    </w:p>
+    <w:p/>
+    <w:p>
+      <w:r>
+        <w:t xml:space="preserve">Entao, acessao os computadores 3 e 4 que estao localizados no switch 1(que o IP ser 172.16.1.1) </w:t>
+      </w:r>
+      <w:r>
+        <w:t xml:space="preserve">eu tenho que colocar no campo Default Gatway o </w:t>
+      </w:r>
+      <w:r>
+        <w:t>IP 192.168.1.1</w:t>
+      </w:r>
+      <w:r>
+        <w:t xml:space="preserve"> em ambos os computadores</w:t>
+      </w:r>
+      <w:r>
+        <w:t xml:space="preserve"> localizado no Menu -&gt; DESKTOP -&gt; IP Configuration pois para que eles saibam que quando forem passar uma informacao para o switch localizado em um outro computador em outro switch, que seja no switch0 pois esse ser o range de IP do switch </w:t>
+      </w:r>
+      <w:r>
+        <w:t>0</w:t>
+      </w:r>
+    </w:p>
+    <w:p>
+      <w:r>
+        <w:drawing>
+          <wp:inline distT="0" distB="0" distL="0" distR="0" wp14:anchorId="18280624" wp14:editId="7D3F6FE8">
+            <wp:extent cx="5400040" cy="2014220"/>
+            <wp:effectExtent l="0" t="0" r="0" b="5080"/>
+            <wp:docPr id="1665254827" name="Picture 1"/>
+            <wp:cNvGraphicFramePr>
+              <a:graphicFrameLocks xmlns:a="http://schemas.openxmlformats.org/drawingml/2006/main" noChangeAspect="1"/>
+            </wp:cNvGraphicFramePr>
+            <a:graphic xmlns:a="http://schemas.openxmlformats.org/drawingml/2006/main">
+              <a:graphicData uri="http://schemas.openxmlformats.org/drawingml/2006/picture">
+                <pic:pic xmlns:pic="http://schemas.openxmlformats.org/drawingml/2006/picture">
+                  <pic:nvPicPr>
+                    <pic:cNvPr id="1665254827" name=""/>
+                    <pic:cNvPicPr/>
+                  </pic:nvPicPr>
+                  <pic:blipFill>
+                    <a:blip r:embed="rId39"/>
+                    <a:stretch>
+                      <a:fillRect/>
+                    </a:stretch>
+                  </pic:blipFill>
+                  <pic:spPr>
+                    <a:xfrm>
+                      <a:off x="0" y="0"/>
+                      <a:ext cx="5400040" cy="2014220"/>
+                    </a:xfrm>
+                    <a:prstGeom prst="rect">
+                      <a:avLst/>
+                    </a:prstGeom>
+                  </pic:spPr>
+                </pic:pic>
+              </a:graphicData>
+            </a:graphic>
+          </wp:inline>
+        </w:drawing>
+      </w:r>
+    </w:p>
+    <w:p/>
+    <w:p>
+      <w:r>
+        <w:drawing>
+          <wp:inline distT="0" distB="0" distL="0" distR="0" wp14:anchorId="1D101848" wp14:editId="34BBE83C">
+            <wp:extent cx="5400040" cy="2145665"/>
+            <wp:effectExtent l="0" t="0" r="0" b="6985"/>
+            <wp:docPr id="1658196533" name="Picture 1"/>
+            <wp:cNvGraphicFramePr>
+              <a:graphicFrameLocks xmlns:a="http://schemas.openxmlformats.org/drawingml/2006/main" noChangeAspect="1"/>
+            </wp:cNvGraphicFramePr>
+            <a:graphic xmlns:a="http://schemas.openxmlformats.org/drawingml/2006/main">
+              <a:graphicData uri="http://schemas.openxmlformats.org/drawingml/2006/picture">
+                <pic:pic xmlns:pic="http://schemas.openxmlformats.org/drawingml/2006/picture">
+                  <pic:nvPicPr>
+                    <pic:cNvPr id="1658196533" name=""/>
+                    <pic:cNvPicPr/>
+                  </pic:nvPicPr>
+                  <pic:blipFill>
+                    <a:blip r:embed="rId40"/>
+                    <a:stretch>
+                      <a:fillRect/>
+                    </a:stretch>
+                  </pic:blipFill>
+                  <pic:spPr>
+                    <a:xfrm>
+                      <a:off x="0" y="0"/>
+                      <a:ext cx="5400040" cy="2145665"/>
+                    </a:xfrm>
+                    <a:prstGeom prst="rect">
+                      <a:avLst/>
+                    </a:prstGeom>
+                  </pic:spPr>
+                </pic:pic>
+              </a:graphicData>
+            </a:graphic>
+          </wp:inline>
+        </w:drawing>
+      </w:r>
+    </w:p>
+    <w:p/>
+    <w:p/>
+    <w:p/>
+    <w:p/>
+    <w:p/>
+    <w:p>
+      <w:r>
+        <w:lastRenderedPageBreak/>
+        <w:t>Agora, nos computadores 0, 1 e 2 que estao localizados no switch 0</w:t>
+      </w:r>
+      <w:r>
+        <w:t xml:space="preserve"> (Que o IP ser 192.168.1.1) eu tenho que colocar no campo Default Gatway o IP 172.16.1.1 </w:t>
+      </w:r>
+      <w:r>
+        <w:t>em ambos os computadores</w:t>
+      </w:r>
+      <w:r>
+        <w:t xml:space="preserve"> localizado no </w:t>
+      </w:r>
+      <w:r>
+        <w:t xml:space="preserve">Menu -&gt; DESKTOP -&gt; IP Configuration pois para que eles saibam que quando forem passar uma informacao para o switch localizado em um outro computador em outro switch, que seja no switch0 pois esse ser o range de IP do switch </w:t>
+      </w:r>
+      <w:r>
+        <w:t>1</w:t>
+      </w:r>
+    </w:p>
+    <w:p>
+      <w:r>
+        <w:drawing>
+          <wp:inline distT="0" distB="0" distL="0" distR="0" wp14:anchorId="49CEE511" wp14:editId="258E18A0">
+            <wp:extent cx="5400040" cy="1959610"/>
+            <wp:effectExtent l="0" t="0" r="0" b="2540"/>
+            <wp:docPr id="1921303590" name="Picture 1"/>
+            <wp:cNvGraphicFramePr>
+              <a:graphicFrameLocks xmlns:a="http://schemas.openxmlformats.org/drawingml/2006/main" noChangeAspect="1"/>
+            </wp:cNvGraphicFramePr>
+            <a:graphic xmlns:a="http://schemas.openxmlformats.org/drawingml/2006/main">
+              <a:graphicData uri="http://schemas.openxmlformats.org/drawingml/2006/picture">
+                <pic:pic xmlns:pic="http://schemas.openxmlformats.org/drawingml/2006/picture">
+                  <pic:nvPicPr>
+                    <pic:cNvPr id="1921303590" name=""/>
+                    <pic:cNvPicPr/>
+                  </pic:nvPicPr>
+                  <pic:blipFill>
+                    <a:blip r:embed="rId41"/>
+                    <a:stretch>
+                      <a:fillRect/>
+                    </a:stretch>
+                  </pic:blipFill>
+                  <pic:spPr>
+                    <a:xfrm>
+                      <a:off x="0" y="0"/>
+                      <a:ext cx="5400040" cy="1959610"/>
+                    </a:xfrm>
+                    <a:prstGeom prst="rect">
+                      <a:avLst/>
+                    </a:prstGeom>
+                  </pic:spPr>
+                </pic:pic>
+              </a:graphicData>
+            </a:graphic>
+          </wp:inline>
+        </w:drawing>
+      </w:r>
+    </w:p>
+    <w:p/>
+    <w:p>
+      <w:r>
+        <w:drawing>
+          <wp:inline distT="0" distB="0" distL="0" distR="0" wp14:anchorId="2F839A71" wp14:editId="51A0C33C">
+            <wp:extent cx="5400040" cy="2077720"/>
+            <wp:effectExtent l="0" t="0" r="0" b="0"/>
+            <wp:docPr id="126550763" name="Picture 1"/>
+            <wp:cNvGraphicFramePr>
+              <a:graphicFrameLocks xmlns:a="http://schemas.openxmlformats.org/drawingml/2006/main" noChangeAspect="1"/>
+            </wp:cNvGraphicFramePr>
+            <a:graphic xmlns:a="http://schemas.openxmlformats.org/drawingml/2006/main">
+              <a:graphicData uri="http://schemas.openxmlformats.org/drawingml/2006/picture">
+                <pic:pic xmlns:pic="http://schemas.openxmlformats.org/drawingml/2006/picture">
+                  <pic:nvPicPr>
+                    <pic:cNvPr id="126550763" name=""/>
+                    <pic:cNvPicPr/>
+                  </pic:nvPicPr>
+                  <pic:blipFill>
+                    <a:blip r:embed="rId42"/>
+                    <a:stretch>
+                      <a:fillRect/>
+                    </a:stretch>
+                  </pic:blipFill>
+                  <pic:spPr>
+                    <a:xfrm>
+                      <a:off x="0" y="0"/>
+                      <a:ext cx="5400040" cy="2077720"/>
+                    </a:xfrm>
+                    <a:prstGeom prst="rect">
+                      <a:avLst/>
+                    </a:prstGeom>
+                  </pic:spPr>
+                </pic:pic>
+              </a:graphicData>
+            </a:graphic>
+          </wp:inline>
+        </w:drawing>
+      </w:r>
+    </w:p>
+    <w:p/>
+    <w:p>
+      <w:r>
+        <w:drawing>
+          <wp:inline distT="0" distB="0" distL="0" distR="0" wp14:anchorId="05224307" wp14:editId="5892C3C9">
+            <wp:extent cx="5400040" cy="2019935"/>
+            <wp:effectExtent l="0" t="0" r="0" b="0"/>
+            <wp:docPr id="1748852264" name="Picture 1"/>
+            <wp:cNvGraphicFramePr>
+              <a:graphicFrameLocks xmlns:a="http://schemas.openxmlformats.org/drawingml/2006/main" noChangeAspect="1"/>
+            </wp:cNvGraphicFramePr>
+            <a:graphic xmlns:a="http://schemas.openxmlformats.org/drawingml/2006/main">
+              <a:graphicData uri="http://schemas.openxmlformats.org/drawingml/2006/picture">
+                <pic:pic xmlns:pic="http://schemas.openxmlformats.org/drawingml/2006/picture">
+                  <pic:nvPicPr>
+                    <pic:cNvPr id="1748852264" name=""/>
+                    <pic:cNvPicPr/>
+                  </pic:nvPicPr>
+                  <pic:blipFill>
+                    <a:blip r:embed="rId43"/>
+                    <a:stretch>
+                      <a:fillRect/>
+                    </a:stretch>
+                  </pic:blipFill>
+                  <pic:spPr>
+                    <a:xfrm>
+                      <a:off x="0" y="0"/>
+                      <a:ext cx="5400040" cy="2019935"/>
+                    </a:xfrm>
+                    <a:prstGeom prst="rect">
+                      <a:avLst/>
+                    </a:prstGeom>
+                  </pic:spPr>
+                </pic:pic>
+              </a:graphicData>
+            </a:graphic>
+          </wp:inline>
+        </w:drawing>
+      </w:r>
+    </w:p>
     <w:p/>
     <w:p>
       <w:pPr>
@@ -2492,6 +2740,447 @@
         </w:rPr>
       </w:pPr>
     </w:p>
+    <w:p>
+      <w:r>
+        <w:lastRenderedPageBreak/>
+        <w:t>30 – Agora sera necessario apenas realizar os testes. Comecando com o teste do prompt utilizando o ping</w:t>
+      </w:r>
+      <w:r>
+        <w:t xml:space="preserve">. </w:t>
+      </w:r>
+    </w:p>
+    <w:p/>
+    <w:p>
+      <w:r>
+        <w:t>Irei utilizar o computador 4 que esta localizado no switch 1, que possui o Endereco IP</w:t>
+      </w:r>
+      <w:r>
+        <w:t xml:space="preserve"> 172.16.1.11, para mandar um comando ping no computador 0, o computador 0 esta localizado na conexao com o switch 0 e possui o IP 192.168.1.10. Para realizar o comando eu preciso acessar o menu do Computador 4 -&gt; aba DESKTOP -&gt; Command Prompt e dentro dela utilizar o comando ping 192.168.1.10. Quando eu realizar as ope</w:t>
+      </w:r>
+    </w:p>
+    <w:p>
+      <w:r>
+        <w:drawing>
+          <wp:inline distT="0" distB="0" distL="0" distR="0" wp14:anchorId="3C0AC092" wp14:editId="038A78EF">
+            <wp:extent cx="4525006" cy="3553321"/>
+            <wp:effectExtent l="0" t="0" r="0" b="9525"/>
+            <wp:docPr id="309821408" name="Picture 1"/>
+            <wp:cNvGraphicFramePr>
+              <a:graphicFrameLocks xmlns:a="http://schemas.openxmlformats.org/drawingml/2006/main" noChangeAspect="1"/>
+            </wp:cNvGraphicFramePr>
+            <a:graphic xmlns:a="http://schemas.openxmlformats.org/drawingml/2006/main">
+              <a:graphicData uri="http://schemas.openxmlformats.org/drawingml/2006/picture">
+                <pic:pic xmlns:pic="http://schemas.openxmlformats.org/drawingml/2006/picture">
+                  <pic:nvPicPr>
+                    <pic:cNvPr id="309821408" name=""/>
+                    <pic:cNvPicPr/>
+                  </pic:nvPicPr>
+                  <pic:blipFill>
+                    <a:blip r:embed="rId44"/>
+                    <a:stretch>
+                      <a:fillRect/>
+                    </a:stretch>
+                  </pic:blipFill>
+                  <pic:spPr>
+                    <a:xfrm>
+                      <a:off x="0" y="0"/>
+                      <a:ext cx="4525006" cy="3553321"/>
+                    </a:xfrm>
+                    <a:prstGeom prst="rect">
+                      <a:avLst/>
+                    </a:prstGeom>
+                  </pic:spPr>
+                </pic:pic>
+              </a:graphicData>
+            </a:graphic>
+          </wp:inline>
+        </w:drawing>
+      </w:r>
+    </w:p>
+    <w:p/>
+    <w:p/>
+    <w:p/>
+    <w:p/>
+    <w:p/>
+    <w:p/>
+    <w:p/>
+    <w:p/>
+    <w:p/>
+    <w:p/>
+    <w:p>
+      <w:r>
+        <w:lastRenderedPageBreak/>
+        <w:t>31 – Apos isso irei testar a parte de mensageria. Irei configurar uma mensagem que vai er enviada do computador 1 para o computador 3.</w:t>
+      </w:r>
+    </w:p>
+    <w:p/>
+    <w:p>
+      <w:r>
+        <w:drawing>
+          <wp:inline distT="0" distB="0" distL="0" distR="0" wp14:anchorId="35775F95" wp14:editId="3F9A9C10">
+            <wp:extent cx="5400040" cy="2820035"/>
+            <wp:effectExtent l="0" t="0" r="0" b="0"/>
+            <wp:docPr id="469213150" name="Picture 1"/>
+            <wp:cNvGraphicFramePr>
+              <a:graphicFrameLocks xmlns:a="http://schemas.openxmlformats.org/drawingml/2006/main" noChangeAspect="1"/>
+            </wp:cNvGraphicFramePr>
+            <a:graphic xmlns:a="http://schemas.openxmlformats.org/drawingml/2006/main">
+              <a:graphicData uri="http://schemas.openxmlformats.org/drawingml/2006/picture">
+                <pic:pic xmlns:pic="http://schemas.openxmlformats.org/drawingml/2006/picture">
+                  <pic:nvPicPr>
+                    <pic:cNvPr id="469213150" name=""/>
+                    <pic:cNvPicPr/>
+                  </pic:nvPicPr>
+                  <pic:blipFill>
+                    <a:blip r:embed="rId45"/>
+                    <a:stretch>
+                      <a:fillRect/>
+                    </a:stretch>
+                  </pic:blipFill>
+                  <pic:spPr>
+                    <a:xfrm>
+                      <a:off x="0" y="0"/>
+                      <a:ext cx="5400040" cy="2820035"/>
+                    </a:xfrm>
+                    <a:prstGeom prst="rect">
+                      <a:avLst/>
+                    </a:prstGeom>
+                  </pic:spPr>
+                </pic:pic>
+              </a:graphicData>
+            </a:graphic>
+          </wp:inline>
+        </w:drawing>
+      </w:r>
+      <w:r>
+        <w:t xml:space="preserve"> </w:t>
+      </w:r>
+      <w:r>
+        <w:drawing>
+          <wp:inline distT="0" distB="0" distL="0" distR="0" wp14:anchorId="7DBABA96" wp14:editId="794644EC">
+            <wp:extent cx="5400040" cy="2936240"/>
+            <wp:effectExtent l="0" t="0" r="0" b="0"/>
+            <wp:docPr id="1876834189" name="Picture 1"/>
+            <wp:cNvGraphicFramePr>
+              <a:graphicFrameLocks xmlns:a="http://schemas.openxmlformats.org/drawingml/2006/main" noChangeAspect="1"/>
+            </wp:cNvGraphicFramePr>
+            <a:graphic xmlns:a="http://schemas.openxmlformats.org/drawingml/2006/main">
+              <a:graphicData uri="http://schemas.openxmlformats.org/drawingml/2006/picture">
+                <pic:pic xmlns:pic="http://schemas.openxmlformats.org/drawingml/2006/picture">
+                  <pic:nvPicPr>
+                    <pic:cNvPr id="1876834189" name=""/>
+                    <pic:cNvPicPr/>
+                  </pic:nvPicPr>
+                  <pic:blipFill>
+                    <a:blip r:embed="rId46"/>
+                    <a:stretch>
+                      <a:fillRect/>
+                    </a:stretch>
+                  </pic:blipFill>
+                  <pic:spPr>
+                    <a:xfrm>
+                      <a:off x="0" y="0"/>
+                      <a:ext cx="5400040" cy="2936240"/>
+                    </a:xfrm>
+                    <a:prstGeom prst="rect">
+                      <a:avLst/>
+                    </a:prstGeom>
+                  </pic:spPr>
+                </pic:pic>
+              </a:graphicData>
+            </a:graphic>
+          </wp:inline>
+        </w:drawing>
+      </w:r>
+    </w:p>
+    <w:p/>
+    <w:p>
+      <w:r>
+        <w:lastRenderedPageBreak/>
+        <w:drawing>
+          <wp:inline distT="0" distB="0" distL="0" distR="0" wp14:anchorId="5551CDF2" wp14:editId="6FC3E023">
+            <wp:extent cx="5400040" cy="2762250"/>
+            <wp:effectExtent l="0" t="0" r="0" b="0"/>
+            <wp:docPr id="939279098" name="Picture 1"/>
+            <wp:cNvGraphicFramePr>
+              <a:graphicFrameLocks xmlns:a="http://schemas.openxmlformats.org/drawingml/2006/main" noChangeAspect="1"/>
+            </wp:cNvGraphicFramePr>
+            <a:graphic xmlns:a="http://schemas.openxmlformats.org/drawingml/2006/main">
+              <a:graphicData uri="http://schemas.openxmlformats.org/drawingml/2006/picture">
+                <pic:pic xmlns:pic="http://schemas.openxmlformats.org/drawingml/2006/picture">
+                  <pic:nvPicPr>
+                    <pic:cNvPr id="939279098" name=""/>
+                    <pic:cNvPicPr/>
+                  </pic:nvPicPr>
+                  <pic:blipFill>
+                    <a:blip r:embed="rId47"/>
+                    <a:stretch>
+                      <a:fillRect/>
+                    </a:stretch>
+                  </pic:blipFill>
+                  <pic:spPr>
+                    <a:xfrm>
+                      <a:off x="0" y="0"/>
+                      <a:ext cx="5400040" cy="2762250"/>
+                    </a:xfrm>
+                    <a:prstGeom prst="rect">
+                      <a:avLst/>
+                    </a:prstGeom>
+                  </pic:spPr>
+                </pic:pic>
+              </a:graphicData>
+            </a:graphic>
+          </wp:inline>
+        </w:drawing>
+      </w:r>
+    </w:p>
+    <w:p/>
+    <w:p>
+      <w:r>
+        <w:drawing>
+          <wp:inline distT="0" distB="0" distL="0" distR="0" wp14:anchorId="14BB24FD" wp14:editId="7C7ECDE0">
+            <wp:extent cx="5400040" cy="2790825"/>
+            <wp:effectExtent l="0" t="0" r="0" b="9525"/>
+            <wp:docPr id="640350393" name="Picture 1"/>
+            <wp:cNvGraphicFramePr>
+              <a:graphicFrameLocks xmlns:a="http://schemas.openxmlformats.org/drawingml/2006/main" noChangeAspect="1"/>
+            </wp:cNvGraphicFramePr>
+            <a:graphic xmlns:a="http://schemas.openxmlformats.org/drawingml/2006/main">
+              <a:graphicData uri="http://schemas.openxmlformats.org/drawingml/2006/picture">
+                <pic:pic xmlns:pic="http://schemas.openxmlformats.org/drawingml/2006/picture">
+                  <pic:nvPicPr>
+                    <pic:cNvPr id="640350393" name=""/>
+                    <pic:cNvPicPr/>
+                  </pic:nvPicPr>
+                  <pic:blipFill>
+                    <a:blip r:embed="rId48"/>
+                    <a:stretch>
+                      <a:fillRect/>
+                    </a:stretch>
+                  </pic:blipFill>
+                  <pic:spPr>
+                    <a:xfrm>
+                      <a:off x="0" y="0"/>
+                      <a:ext cx="5400040" cy="2790825"/>
+                    </a:xfrm>
+                    <a:prstGeom prst="rect">
+                      <a:avLst/>
+                    </a:prstGeom>
+                  </pic:spPr>
+                </pic:pic>
+              </a:graphicData>
+            </a:graphic>
+          </wp:inline>
+        </w:drawing>
+      </w:r>
+    </w:p>
+    <w:p/>
+    <w:p>
+      <w:r>
+        <w:lastRenderedPageBreak/>
+        <w:drawing>
+          <wp:inline distT="0" distB="0" distL="0" distR="0" wp14:anchorId="3F9F8ABF" wp14:editId="2DF4C87E">
+            <wp:extent cx="5400040" cy="2964180"/>
+            <wp:effectExtent l="0" t="0" r="0" b="7620"/>
+            <wp:docPr id="1360321021" name="Picture 1"/>
+            <wp:cNvGraphicFramePr>
+              <a:graphicFrameLocks xmlns:a="http://schemas.openxmlformats.org/drawingml/2006/main" noChangeAspect="1"/>
+            </wp:cNvGraphicFramePr>
+            <a:graphic xmlns:a="http://schemas.openxmlformats.org/drawingml/2006/main">
+              <a:graphicData uri="http://schemas.openxmlformats.org/drawingml/2006/picture">
+                <pic:pic xmlns:pic="http://schemas.openxmlformats.org/drawingml/2006/picture">
+                  <pic:nvPicPr>
+                    <pic:cNvPr id="1360321021" name=""/>
+                    <pic:cNvPicPr/>
+                  </pic:nvPicPr>
+                  <pic:blipFill>
+                    <a:blip r:embed="rId49"/>
+                    <a:stretch>
+                      <a:fillRect/>
+                    </a:stretch>
+                  </pic:blipFill>
+                  <pic:spPr>
+                    <a:xfrm>
+                      <a:off x="0" y="0"/>
+                      <a:ext cx="5400040" cy="2964180"/>
+                    </a:xfrm>
+                    <a:prstGeom prst="rect">
+                      <a:avLst/>
+                    </a:prstGeom>
+                  </pic:spPr>
+                </pic:pic>
+              </a:graphicData>
+            </a:graphic>
+          </wp:inline>
+        </w:drawing>
+      </w:r>
+    </w:p>
+    <w:p/>
+    <w:p>
+      <w:r>
+        <w:drawing>
+          <wp:inline distT="0" distB="0" distL="0" distR="0" wp14:anchorId="63783010" wp14:editId="47CE4240">
+            <wp:extent cx="5400040" cy="2642235"/>
+            <wp:effectExtent l="0" t="0" r="0" b="5715"/>
+            <wp:docPr id="2023746980" name="Picture 1"/>
+            <wp:cNvGraphicFramePr>
+              <a:graphicFrameLocks xmlns:a="http://schemas.openxmlformats.org/drawingml/2006/main" noChangeAspect="1"/>
+            </wp:cNvGraphicFramePr>
+            <a:graphic xmlns:a="http://schemas.openxmlformats.org/drawingml/2006/main">
+              <a:graphicData uri="http://schemas.openxmlformats.org/drawingml/2006/picture">
+                <pic:pic xmlns:pic="http://schemas.openxmlformats.org/drawingml/2006/picture">
+                  <pic:nvPicPr>
+                    <pic:cNvPr id="2023746980" name=""/>
+                    <pic:cNvPicPr/>
+                  </pic:nvPicPr>
+                  <pic:blipFill>
+                    <a:blip r:embed="rId50"/>
+                    <a:stretch>
+                      <a:fillRect/>
+                    </a:stretch>
+                  </pic:blipFill>
+                  <pic:spPr>
+                    <a:xfrm>
+                      <a:off x="0" y="0"/>
+                      <a:ext cx="5400040" cy="2642235"/>
+                    </a:xfrm>
+                    <a:prstGeom prst="rect">
+                      <a:avLst/>
+                    </a:prstGeom>
+                  </pic:spPr>
+                </pic:pic>
+              </a:graphicData>
+            </a:graphic>
+          </wp:inline>
+        </w:drawing>
+      </w:r>
+    </w:p>
+    <w:p/>
+    <w:p>
+      <w:r>
+        <w:lastRenderedPageBreak/>
+        <w:drawing>
+          <wp:inline distT="0" distB="0" distL="0" distR="0" wp14:anchorId="149A5153" wp14:editId="5C423657">
+            <wp:extent cx="5400040" cy="2982595"/>
+            <wp:effectExtent l="0" t="0" r="0" b="8255"/>
+            <wp:docPr id="2118603142" name="Picture 1"/>
+            <wp:cNvGraphicFramePr>
+              <a:graphicFrameLocks xmlns:a="http://schemas.openxmlformats.org/drawingml/2006/main" noChangeAspect="1"/>
+            </wp:cNvGraphicFramePr>
+            <a:graphic xmlns:a="http://schemas.openxmlformats.org/drawingml/2006/main">
+              <a:graphicData uri="http://schemas.openxmlformats.org/drawingml/2006/picture">
+                <pic:pic xmlns:pic="http://schemas.openxmlformats.org/drawingml/2006/picture">
+                  <pic:nvPicPr>
+                    <pic:cNvPr id="2118603142" name=""/>
+                    <pic:cNvPicPr/>
+                  </pic:nvPicPr>
+                  <pic:blipFill>
+                    <a:blip r:embed="rId51"/>
+                    <a:stretch>
+                      <a:fillRect/>
+                    </a:stretch>
+                  </pic:blipFill>
+                  <pic:spPr>
+                    <a:xfrm>
+                      <a:off x="0" y="0"/>
+                      <a:ext cx="5400040" cy="2982595"/>
+                    </a:xfrm>
+                    <a:prstGeom prst="rect">
+                      <a:avLst/>
+                    </a:prstGeom>
+                  </pic:spPr>
+                </pic:pic>
+              </a:graphicData>
+            </a:graphic>
+          </wp:inline>
+        </w:drawing>
+      </w:r>
+    </w:p>
+    <w:p/>
+    <w:p>
+      <w:r>
+        <w:drawing>
+          <wp:inline distT="0" distB="0" distL="0" distR="0" wp14:anchorId="10089DAC" wp14:editId="1C6D7159">
+            <wp:extent cx="5400040" cy="2997200"/>
+            <wp:effectExtent l="0" t="0" r="0" b="0"/>
+            <wp:docPr id="1915994187" name="Picture 1"/>
+            <wp:cNvGraphicFramePr>
+              <a:graphicFrameLocks xmlns:a="http://schemas.openxmlformats.org/drawingml/2006/main" noChangeAspect="1"/>
+            </wp:cNvGraphicFramePr>
+            <a:graphic xmlns:a="http://schemas.openxmlformats.org/drawingml/2006/main">
+              <a:graphicData uri="http://schemas.openxmlformats.org/drawingml/2006/picture">
+                <pic:pic xmlns:pic="http://schemas.openxmlformats.org/drawingml/2006/picture">
+                  <pic:nvPicPr>
+                    <pic:cNvPr id="1915994187" name=""/>
+                    <pic:cNvPicPr/>
+                  </pic:nvPicPr>
+                  <pic:blipFill>
+                    <a:blip r:embed="rId52"/>
+                    <a:stretch>
+                      <a:fillRect/>
+                    </a:stretch>
+                  </pic:blipFill>
+                  <pic:spPr>
+                    <a:xfrm>
+                      <a:off x="0" y="0"/>
+                      <a:ext cx="5400040" cy="2997200"/>
+                    </a:xfrm>
+                    <a:prstGeom prst="rect">
+                      <a:avLst/>
+                    </a:prstGeom>
+                  </pic:spPr>
+                </pic:pic>
+              </a:graphicData>
+            </a:graphic>
+          </wp:inline>
+        </w:drawing>
+      </w:r>
+    </w:p>
+    <w:p/>
+    <w:p>
+      <w:pPr>
+        <w:jc w:val="center"/>
+      </w:pPr>
+      <w:r>
+        <w:drawing>
+          <wp:inline distT="0" distB="0" distL="0" distR="0" wp14:anchorId="009FC9EF" wp14:editId="0D127F90">
+            <wp:extent cx="638264" cy="857370"/>
+            <wp:effectExtent l="0" t="0" r="9525" b="0"/>
+            <wp:docPr id="383722926" name="Picture 1"/>
+            <wp:cNvGraphicFramePr>
+              <a:graphicFrameLocks xmlns:a="http://schemas.openxmlformats.org/drawingml/2006/main" noChangeAspect="1"/>
+            </wp:cNvGraphicFramePr>
+            <a:graphic xmlns:a="http://schemas.openxmlformats.org/drawingml/2006/main">
+              <a:graphicData uri="http://schemas.openxmlformats.org/drawingml/2006/picture">
+                <pic:pic xmlns:pic="http://schemas.openxmlformats.org/drawingml/2006/picture">
+                  <pic:nvPicPr>
+                    <pic:cNvPr id="383722926" name=""/>
+                    <pic:cNvPicPr/>
+                  </pic:nvPicPr>
+                  <pic:blipFill>
+                    <a:blip r:embed="rId53"/>
+                    <a:stretch>
+                      <a:fillRect/>
+                    </a:stretch>
+                  </pic:blipFill>
+                  <pic:spPr>
+                    <a:xfrm>
+                      <a:off x="0" y="0"/>
+                      <a:ext cx="638264" cy="857370"/>
+                    </a:xfrm>
+                    <a:prstGeom prst="rect">
+                      <a:avLst/>
+                    </a:prstGeom>
+                  </pic:spPr>
+                </pic:pic>
+              </a:graphicData>
+            </a:graphic>
+          </wp:inline>
+        </w:drawing>
+      </w:r>
+    </w:p>
+    <w:p/>
+    <w:p/>
     <w:p>
       <w:r>
         <w:br w:type="page"/>
